--- a/exercises/009 - Bài tập tổng hợp 17-14 - Các thì quá khứ và tương lai/Đề 2_2.docx
+++ b/exercises/009 - Bài tập tổng hợp 17-14 - Các thì quá khứ và tương lai/Đề 2_2.docx
@@ -1338,7 +1338,7 @@
         <w:t>→ ____</w:t>
       </w:r>
       <w:r>
-        <w:t>Willl Tom join the English club?</w:t>
+        <w:t>Will Tom join the English club?</w:t>
       </w:r>
       <w:r>
         <w:t>___________________________________</w:t>
@@ -2085,6 +2085,13 @@
         </w:rPr>
         <w:t>Trả lời các câu hỏi.</w:t>
       </w:r>
+      <w:r>
+        <w:rPr>
+          <w:b/>
+          <w:bCs/>
+        </w:rPr>
+        <w:t xml:space="preserve"> </w:t>
+      </w:r>
     </w:p>
     <w:p>
       <w:pPr>
@@ -2118,7 +2125,13 @@
     </w:p>
     <w:p>
       <w:r>
-        <w:t>They learned how to find book and use the online library system.</w:t>
+        <w:t>They learned how to find book</w:t>
+      </w:r>
+      <w:r>
+        <w:t>s</w:t>
+      </w:r>
+      <w:r>
+        <w:t xml:space="preserve"> and use the online library system.</w:t>
       </w:r>
     </w:p>
     <w:p>
@@ -2201,7 +2214,13 @@
         <w:t xml:space="preserve"> </w:t>
       </w:r>
       <w:r>
-        <w:t>Our class is slso going to start a weekly reading club to improve our English skills</w:t>
+        <w:t xml:space="preserve">Our class is </w:t>
+      </w:r>
+      <w:r>
+        <w:t>a</w:t>
+      </w:r>
+      <w:r>
+        <w:t>lso going to start a weekly reading club to improve our English skills</w:t>
       </w:r>
     </w:p>
     <w:p>
@@ -2279,7 +2298,7 @@
     </w:p>
     <w:p>
       <w:r>
-        <w:t>Our class is also going to start a weekly reading club to im prove our English skills.</w:t>
+        <w:t>Our class is also going to start a weekly reading club to improve our English skills.</w:t>
       </w:r>
     </w:p>
     <w:p>
@@ -14602,6 +14621,7 @@
   <w:style w:type="character" w:default="1" w:styleId="DefaultParagraphFont">
     <w:name w:val="Default Paragraph Font"/>
     <w:uiPriority w:val="1"/>
+    <w:semiHidden/>
     <w:unhideWhenUsed/>
   </w:style>
   <w:style w:type="table" w:default="1" w:styleId="TableNormal">

--- a/exercises/009 - Bài tập tổng hợp 17-14 - Các thì quá khứ và tương lai/Đề 2_2.docx
+++ b/exercises/009 - Bài tập tổng hợp 17-14 - Các thì quá khứ và tương lai/Đề 2_2.docx
@@ -219,9 +219,7 @@
     </w:p>
     <w:p>
       <w:r>
-        <w:pict w14:anchorId="30F5E0D1">
-          <v:rect id="_x0000_i1027" style="width:0;height:1.5pt" o:hralign="center" o:hrstd="t" o:hr="t" fillcolor="#a0a0a0" stroked="f"/>
-        </w:pict>
+        <w:t xml:space="preserve"> </w:t>
       </w:r>
     </w:p>
     <w:p>
@@ -1189,10 +1187,16 @@
     </w:p>
     <w:p>
       <w:r>
-        <w:t>→ ______</w:t>
-      </w:r>
-      <w:r>
-        <w:t>Anna isn’t going to take part in the Englishcontest</w:t>
+        <w:t>→ _____</w:t>
+      </w:r>
+      <w:r>
+        <w:t>Anna isn’t going to take part in the English</w:t>
+      </w:r>
+      <w:r>
+        <w:t xml:space="preserve"> </w:t>
+      </w:r>
+      <w:r>
+        <w:t>contest</w:t>
       </w:r>
       <w:r>
         <w:t>_______________________________</w:t>
